--- a/SIT submission/Problem statement AI draft.docx
+++ b/SIT submission/Problem statement AI draft.docx
@@ -179,40 +179,17 @@
       </w:r>
     </w:p>
     <w:p>
-      <w:r>
-        <w:pict w14:anchorId="789F4B58">
-          <v:rect id="_x0000_i1115" style="width:0;height:1.5pt" o:hralign="center" o:hrstd="t" o:hr="t" fillcolor="#a0a0a0" stroked="f"/>
-        </w:pict>
-      </w:r>
-    </w:p>
-    <w:p>
-      <w:pPr>
-        <w:rPr>
-          <w:b/>
-          <w:bCs/>
-        </w:rPr>
-      </w:pPr>
-      <w:r>
-        <w:rPr>
-          <w:b/>
-          <w:bCs/>
-        </w:rPr>
-        <w:br w:type="page"/>
-      </w:r>
-    </w:p>
-    <w:p>
-      <w:pPr>
-        <w:rPr>
-          <w:b/>
-          <w:bCs/>
-        </w:rPr>
-      </w:pPr>
-      <w:r>
-        <w:rPr>
-          <w:b/>
-          <w:bCs/>
-        </w:rPr>
-        <w:lastRenderedPageBreak/>
+      <w:pPr>
+        <w:rPr>
+          <w:b/>
+          <w:bCs/>
+        </w:rPr>
+      </w:pPr>
+      <w:r>
+        <w:rPr>
+          <w:b/>
+          <w:bCs/>
+        </w:rPr>
         <w:t>Project Aim, Objectives and Scope</w:t>
       </w:r>
     </w:p>
@@ -348,6 +325,7 @@
           <w:b/>
           <w:bCs/>
         </w:rPr>
+        <w:lastRenderedPageBreak/>
         <w:t>Validate the effectiveness of the digital approach</w:t>
       </w:r>
       <w:r>
@@ -551,7 +529,6 @@
           </w:tcPr>
           <w:p>
             <w:r>
-              <w:lastRenderedPageBreak/>
               <w:t>Production Line Builder</w:t>
             </w:r>
           </w:p>
@@ -702,6 +679,7 @@
     </w:p>
     <w:p>
       <w:r>
+        <w:lastRenderedPageBreak/>
         <w:t>The effectiveness of the software will be evaluated through:</w:t>
       </w:r>
     </w:p>
@@ -754,162 +732,154 @@
         <w:t>The project will not attempt to replace engineering judgement, physical trials or final table-top validation. Instead, it will provide preliminary information to make subsequent stakeholder discussions more focused and efficient.</w:t>
       </w:r>
     </w:p>
-    <w:p/>
-    <w:p>
-      <w:pPr>
-        <w:rPr>
-          <w:b/>
-          <w:bCs/>
-        </w:rPr>
-      </w:pPr>
-      <w:r>
-        <w:rPr>
-          <w:b/>
-          <w:bCs/>
-        </w:rPr>
-        <w:br w:type="page"/>
-      </w:r>
-    </w:p>
-    <w:p>
-      <w:pPr>
-        <w:rPr>
-          <w:b/>
-          <w:bCs/>
-        </w:rPr>
-      </w:pPr>
+    <w:p>
+      <w:pPr>
+        <w:rPr>
+          <w:b/>
+          <w:bCs/>
+        </w:rPr>
+      </w:pPr>
+      <w:r>
+        <w:rPr>
+          <w:b/>
+          <w:bCs/>
+        </w:rPr>
+        <w:t>Sustainability Considerations and Resources Required</w:t>
+      </w:r>
+    </w:p>
+    <w:p>
+      <w:pPr>
+        <w:rPr>
+          <w:b/>
+          <w:bCs/>
+        </w:rPr>
+      </w:pPr>
+      <w:r>
+        <w:rPr>
+          <w:b/>
+          <w:bCs/>
+        </w:rPr>
+        <w:t>3.1 Sustainability Considerations</w:t>
+      </w:r>
+    </w:p>
+    <w:p>
+      <w:r>
+        <w:t>The project supports more efficient use of industrial resources by improving production planning and reducing unnecessary repetitive work.</w:t>
+      </w:r>
+    </w:p>
+    <w:p>
+      <w:r>
+        <w:rPr>
+          <w:b/>
+          <w:bCs/>
+        </w:rPr>
+        <w:t>Environmental Sustainability</w:t>
+      </w:r>
+    </w:p>
+    <w:p>
+      <w:r>
+        <w:t>Digitalising part of the production line planning process may reduce the need for repeated printing, physical mock-ups and unnecessary rearrangements during early-stage planning.</w:t>
+      </w:r>
+    </w:p>
+    <w:p>
+      <w:r>
+        <w:t>Simulation also allows engineers to evaluate resource allocation and production flow before implementing physical changes. More effective planning may reduce avoidable equipment idle time, unnecessary material handling and inefficient operator movements.</w:t>
+      </w:r>
+    </w:p>
+    <w:p>
+      <w:r>
+        <w:t>However, these environmental benefits are anticipated outcomes rather than proven reductions. Where supporting data is available, the project will evaluate indicators such as reduced planning material usage, avoided physical rework and improved resource utilisation. The energy required to operate the software will also be acknowledged.</w:t>
+      </w:r>
+    </w:p>
+    <w:p>
+      <w:r>
+        <w:rPr>
+          <w:b/>
+          <w:bCs/>
+        </w:rPr>
+        <w:t>Economic Sustainability</w:t>
+      </w:r>
+    </w:p>
+    <w:p>
+      <w:r>
+        <w:t>The proposed application aims to improve engineering productivity by reducing the effort needed to conduct preliminary line balancing and configuration studies.</w:t>
+      </w:r>
+    </w:p>
+    <w:p>
+      <w:r>
+        <w:t>Engineers will be able to compare different scenarios digitally without repeatedly reconstructing planning documents or conducting full table-top exercises for every alternative.</w:t>
+      </w:r>
+    </w:p>
+    <w:p>
+      <w:r>
+        <w:t>This may reduce planning time and improve the consistency of information used for production line development.</w:t>
+      </w:r>
+    </w:p>
+    <w:p>
+      <w:pPr>
+        <w:rPr>
+          <w:b/>
+          <w:bCs/>
+        </w:rPr>
+      </w:pPr>
+    </w:p>
+    <w:p>
       <w:r>
         <w:rPr>
           <w:b/>
           <w:bCs/>
         </w:rPr>
         <w:lastRenderedPageBreak/>
-        <w:t>Sustainability Considerations and Resources Required</w:t>
-      </w:r>
-    </w:p>
-    <w:p>
-      <w:pPr>
-        <w:rPr>
-          <w:b/>
-          <w:bCs/>
-        </w:rPr>
-      </w:pPr>
-      <w:r>
-        <w:rPr>
-          <w:b/>
-          <w:bCs/>
-        </w:rPr>
-        <w:t>3.1 Sustainability Considerations</w:t>
-      </w:r>
-    </w:p>
-    <w:p>
-      <w:r>
-        <w:t>The project supports more efficient use of industrial resources by improving production planning and reducing unnecessary repetitive work.</w:t>
-      </w:r>
-    </w:p>
-    <w:p>
-      <w:r>
-        <w:rPr>
-          <w:b/>
-          <w:bCs/>
-        </w:rPr>
-        <w:t>Environmental Sustainability</w:t>
-      </w:r>
-    </w:p>
-    <w:p>
-      <w:r>
-        <w:t>Digitalising part of the production line planning process may reduce the need for repeated printing, physical mock-ups and unnecessary rearrangements during early-stage planning.</w:t>
-      </w:r>
-    </w:p>
-    <w:p>
-      <w:r>
-        <w:t>Simulation also allows engineers to evaluate resource allocation and production flow before implementing physical changes. More effective planning may reduce avoidable equipment idle time, unnecessary material handling and inefficient operator movements.</w:t>
-      </w:r>
-    </w:p>
-    <w:p>
-      <w:r>
-        <w:t>However, these environmental benefits are anticipated outcomes rather than proven reductions. Where supporting data is available, the project will evaluate indicators such as reduced planning material usage, avoided physical rework and improved resource utilisation. The energy required to operate the software will also be acknowledged.</w:t>
-      </w:r>
-    </w:p>
-    <w:p>
-      <w:r>
-        <w:rPr>
-          <w:b/>
-          <w:bCs/>
-        </w:rPr>
-        <w:t>Economic Sustainability</w:t>
-      </w:r>
-    </w:p>
-    <w:p>
-      <w:r>
-        <w:t>The proposed application aims to improve engineering productivity by reducing the effort needed to conduct preliminary line balancing and configuration studies.</w:t>
-      </w:r>
-    </w:p>
-    <w:p>
-      <w:r>
-        <w:t>Engineers will be able to compare different scenarios digitally without repeatedly reconstructing planning documents or conducting full table-top exercises for every alternative.</w:t>
-      </w:r>
-    </w:p>
-    <w:p>
-      <w:r>
-        <w:t>This may reduce planning time and improve the consistency of information used for production line development.</w:t>
-      </w:r>
-    </w:p>
-    <w:p>
-      <w:r>
-        <w:rPr>
-          <w:b/>
-          <w:bCs/>
-        </w:rPr>
-        <w:t>Social Sustainability</w:t>
-      </w:r>
-    </w:p>
-    <w:p>
-      <w:r>
-        <w:t>The software is intended to support engineers, supervisors and operators by providing a clearer representation of proposed workflows.</w:t>
-      </w:r>
-    </w:p>
-    <w:p>
-      <w:r>
-        <w:t>Improved visualisation can promote communication between stakeholders, while workload analysis may help identify uneven work distribution and potential excessive operator loading.</w:t>
-      </w:r>
-    </w:p>
-    <w:p>
-      <w:r>
-        <w:t>Human factors such as ergonomics, operator experience, safety and process feasibility will continue to require input from personnel during physical validation.</w:t>
-      </w:r>
-    </w:p>
-    <w:p>
-      <w:r>
-        <w:rPr>
-          <w:b/>
-          <w:bCs/>
-        </w:rPr>
         <w:t>Sustainability Course Completion Evidence</w:t>
       </w:r>
     </w:p>
     <w:p>
-      <w:r>
-        <w:lastRenderedPageBreak/>
-        <w:t xml:space="preserve">[Insert screenshot showing completion of the </w:t>
-      </w:r>
-      <w:r>
-        <w:rPr>
-          <w:i/>
-          <w:iCs/>
-        </w:rPr>
-        <w:t>Introduction to Sustainability</w:t>
-      </w:r>
-      <w:r>
-        <w:t xml:space="preserve"> module from the existing draft.]</w:t>
-      </w:r>
-    </w:p>
-    <w:p>
-      <w:pPr>
-        <w:rPr>
-          <w:b/>
-          <w:bCs/>
-        </w:rPr>
-      </w:pPr>
+      <w:pPr>
+        <w:rPr>
+          <w:b/>
+          <w:bCs/>
+        </w:rPr>
+      </w:pPr>
+      <w:r>
+        <w:rPr>
+          <w:noProof/>
+        </w:rPr>
+        <w:drawing>
+          <wp:inline distT="0" distB="0" distL="0" distR="0" wp14:anchorId="5C7EC484" wp14:editId="154A3795">
+            <wp:extent cx="4214191" cy="2097291"/>
+            <wp:effectExtent l="0" t="0" r="0" b="0"/>
+            <wp:docPr id="2005964910" name="Picture 1"/>
+            <wp:cNvGraphicFramePr>
+              <a:graphicFrameLocks xmlns:a="http://schemas.openxmlformats.org/drawingml/2006/main" noChangeAspect="1"/>
+            </wp:cNvGraphicFramePr>
+            <a:graphic xmlns:a="http://schemas.openxmlformats.org/drawingml/2006/main">
+              <a:graphicData uri="http://schemas.openxmlformats.org/drawingml/2006/picture">
+                <pic:pic xmlns:pic="http://schemas.openxmlformats.org/drawingml/2006/picture">
+                  <pic:nvPicPr>
+                    <pic:cNvPr id="996153469" name=""/>
+                    <pic:cNvPicPr/>
+                  </pic:nvPicPr>
+                  <pic:blipFill>
+                    <a:blip r:embed="rId5"/>
+                    <a:stretch>
+                      <a:fillRect/>
+                    </a:stretch>
+                  </pic:blipFill>
+                  <pic:spPr>
+                    <a:xfrm>
+                      <a:off x="0" y="0"/>
+                      <a:ext cx="4231425" cy="2105868"/>
+                    </a:xfrm>
+                    <a:prstGeom prst="rect">
+                      <a:avLst/>
+                    </a:prstGeom>
+                  </pic:spPr>
+                </pic:pic>
+              </a:graphicData>
+            </a:graphic>
+          </wp:inline>
+        </w:drawing>
+      </w:r>
       <w:r>
         <w:rPr>
           <w:b/>
@@ -939,8 +909,8 @@
         <w:tblLook w:val="04A0" w:firstRow="1" w:lastRow="0" w:firstColumn="1" w:lastColumn="0" w:noHBand="0" w:noVBand="1"/>
       </w:tblPr>
       <w:tblGrid>
-        <w:gridCol w:w="2831"/>
-        <w:gridCol w:w="6185"/>
+        <w:gridCol w:w="2873"/>
+        <w:gridCol w:w="6143"/>
       </w:tblGrid>
       <w:tr>
         <w:trPr>
@@ -1179,35 +1149,6 @@
           </w:tcPr>
           <w:p>
             <w:r>
-              <w:t>Production planning data</w:t>
-            </w:r>
-          </w:p>
-        </w:tc>
-        <w:tc>
-          <w:tcPr>
-            <w:tcW w:w="0" w:type="auto"/>
-            <w:vAlign w:val="center"/>
-            <w:hideMark/>
-          </w:tcPr>
-          <w:p>
-            <w:r>
-              <w:t>Cycle times, process sequences, station layouts, standard work and manpower requirements</w:t>
-            </w:r>
-          </w:p>
-        </w:tc>
-      </w:tr>
-      <w:tr>
-        <w:trPr>
-          <w:tblCellSpacing w:w="15" w:type="dxa"/>
-        </w:trPr>
-        <w:tc>
-          <w:tcPr>
-            <w:tcW w:w="0" w:type="auto"/>
-            <w:vAlign w:val="center"/>
-            <w:hideMark/>
-          </w:tcPr>
-          <w:p>
-            <w:r>
               <w:t>Engineering and Operations Personnel</w:t>
             </w:r>
           </w:p>
@@ -1265,13 +1206,7 @@
         <w:t>Company information used during testing will be subject to approval and appropriate confidentiality requirements. Synthetic or anonymised data will be used where necessary.</w:t>
       </w:r>
     </w:p>
-    <w:p>
-      <w:r>
-        <w:pict w14:anchorId="1A6FC503">
-          <v:rect id="_x0000_i1117" style="width:0;height:1.5pt" o:hralign="center" o:hrstd="t" o:hr="t" fillcolor="#a0a0a0" stroked="f"/>
-        </w:pict>
-      </w:r>
-    </w:p>
+    <w:p/>
     <w:p>
       <w:pPr>
         <w:rPr>
@@ -1345,978 +1280,80 @@
     </w:p>
     <w:p>
       <w:r>
-        <w:t>The following schedule is presented in relative project weeks and will be adjusted to the approved capstone timeline.</w:t>
-      </w:r>
-    </w:p>
-    <w:tbl>
-      <w:tblPr>
-        <w:tblW w:w="0" w:type="auto"/>
-        <w:tblCellSpacing w:w="15" w:type="dxa"/>
-        <w:tblCellMar>
-          <w:top w:w="15" w:type="dxa"/>
-          <w:left w:w="15" w:type="dxa"/>
-          <w:bottom w:w="15" w:type="dxa"/>
-          <w:right w:w="15" w:type="dxa"/>
-        </w:tblCellMar>
-        <w:tblLook w:val="04A0" w:firstRow="1" w:lastRow="0" w:firstColumn="1" w:lastColumn="0" w:noHBand="0" w:noVBand="1"/>
-      </w:tblPr>
-      <w:tblGrid>
-        <w:gridCol w:w="4516"/>
-        <w:gridCol w:w="647"/>
-        <w:gridCol w:w="653"/>
-        <w:gridCol w:w="653"/>
-        <w:gridCol w:w="653"/>
-        <w:gridCol w:w="765"/>
-        <w:gridCol w:w="903"/>
-      </w:tblGrid>
-      <w:tr>
-        <w:trPr>
-          <w:tblCellSpacing w:w="15" w:type="dxa"/>
-        </w:trPr>
-        <w:tc>
-          <w:tcPr>
-            <w:tcW w:w="0" w:type="auto"/>
-            <w:vAlign w:val="center"/>
-            <w:hideMark/>
-          </w:tcPr>
-          <w:p>
-            <w:pPr>
-              <w:rPr>
-                <w:b/>
-                <w:bCs/>
-              </w:rPr>
-            </w:pPr>
-            <w:r>
-              <w:rPr>
-                <w:b/>
-                <w:bCs/>
-              </w:rPr>
-              <w:t>Project Activities</w:t>
-            </w:r>
-          </w:p>
-        </w:tc>
-        <w:tc>
-          <w:tcPr>
-            <w:tcW w:w="0" w:type="auto"/>
-            <w:vAlign w:val="center"/>
-            <w:hideMark/>
-          </w:tcPr>
-          <w:p>
-            <w:pPr>
-              <w:rPr>
-                <w:b/>
-                <w:bCs/>
-              </w:rPr>
-            </w:pPr>
-            <w:r>
-              <w:rPr>
-                <w:b/>
-                <w:bCs/>
-              </w:rPr>
-              <w:t>W1–2</w:t>
-            </w:r>
-          </w:p>
-        </w:tc>
-        <w:tc>
-          <w:tcPr>
-            <w:tcW w:w="0" w:type="auto"/>
-            <w:vAlign w:val="center"/>
-            <w:hideMark/>
-          </w:tcPr>
-          <w:p>
-            <w:pPr>
-              <w:rPr>
-                <w:b/>
-                <w:bCs/>
-              </w:rPr>
-            </w:pPr>
-            <w:r>
-              <w:rPr>
-                <w:b/>
-                <w:bCs/>
-              </w:rPr>
-              <w:t>W3–4</w:t>
-            </w:r>
-          </w:p>
-        </w:tc>
-        <w:tc>
-          <w:tcPr>
-            <w:tcW w:w="0" w:type="auto"/>
-            <w:vAlign w:val="center"/>
-            <w:hideMark/>
-          </w:tcPr>
-          <w:p>
-            <w:pPr>
-              <w:rPr>
-                <w:b/>
-                <w:bCs/>
-              </w:rPr>
-            </w:pPr>
-            <w:r>
-              <w:rPr>
-                <w:b/>
-                <w:bCs/>
-              </w:rPr>
-              <w:t>W5–6</w:t>
-            </w:r>
-          </w:p>
-        </w:tc>
-        <w:tc>
-          <w:tcPr>
-            <w:tcW w:w="0" w:type="auto"/>
-            <w:vAlign w:val="center"/>
-            <w:hideMark/>
-          </w:tcPr>
-          <w:p>
-            <w:pPr>
-              <w:rPr>
-                <w:b/>
-                <w:bCs/>
-              </w:rPr>
-            </w:pPr>
-            <w:r>
-              <w:rPr>
-                <w:b/>
-                <w:bCs/>
-              </w:rPr>
-              <w:t>W7–8</w:t>
-            </w:r>
-          </w:p>
-        </w:tc>
-        <w:tc>
-          <w:tcPr>
-            <w:tcW w:w="0" w:type="auto"/>
-            <w:vAlign w:val="center"/>
-            <w:hideMark/>
-          </w:tcPr>
-          <w:p>
-            <w:pPr>
-              <w:rPr>
-                <w:b/>
-                <w:bCs/>
-              </w:rPr>
-            </w:pPr>
-            <w:r>
-              <w:rPr>
-                <w:b/>
-                <w:bCs/>
-              </w:rPr>
-              <w:t>W9–10</w:t>
-            </w:r>
-          </w:p>
-        </w:tc>
-        <w:tc>
-          <w:tcPr>
-            <w:tcW w:w="0" w:type="auto"/>
-            <w:vAlign w:val="center"/>
-            <w:hideMark/>
-          </w:tcPr>
-          <w:p>
-            <w:pPr>
-              <w:rPr>
-                <w:b/>
-                <w:bCs/>
-              </w:rPr>
-            </w:pPr>
-            <w:r>
-              <w:rPr>
-                <w:b/>
-                <w:bCs/>
-              </w:rPr>
-              <w:t>W11–12</w:t>
-            </w:r>
-          </w:p>
-        </w:tc>
-      </w:tr>
-      <w:tr>
-        <w:trPr>
-          <w:tblCellSpacing w:w="15" w:type="dxa"/>
-        </w:trPr>
-        <w:tc>
-          <w:tcPr>
-            <w:tcW w:w="0" w:type="auto"/>
-            <w:vAlign w:val="center"/>
-            <w:hideMark/>
-          </w:tcPr>
-          <w:p>
-            <w:r>
-              <w:t>Requirements and problem definition</w:t>
-            </w:r>
-          </w:p>
-        </w:tc>
-        <w:tc>
-          <w:tcPr>
-            <w:tcW w:w="0" w:type="auto"/>
-            <w:vAlign w:val="center"/>
-            <w:hideMark/>
-          </w:tcPr>
-          <w:p>
-            <w:r>
-              <w:rPr>
-                <w:rFonts w:ascii="Arial" w:hAnsi="Arial" w:cs="Arial"/>
-              </w:rPr>
-              <w:t>■</w:t>
-            </w:r>
-          </w:p>
-        </w:tc>
-        <w:tc>
-          <w:tcPr>
-            <w:tcW w:w="0" w:type="auto"/>
-            <w:vAlign w:val="center"/>
-            <w:hideMark/>
-          </w:tcPr>
-          <w:p/>
-        </w:tc>
-        <w:tc>
-          <w:tcPr>
-            <w:tcW w:w="0" w:type="auto"/>
-            <w:vAlign w:val="center"/>
-            <w:hideMark/>
-          </w:tcPr>
-          <w:p/>
-        </w:tc>
-        <w:tc>
-          <w:tcPr>
-            <w:tcW w:w="0" w:type="auto"/>
-            <w:vAlign w:val="center"/>
-            <w:hideMark/>
-          </w:tcPr>
-          <w:p/>
-        </w:tc>
-        <w:tc>
-          <w:tcPr>
-            <w:tcW w:w="0" w:type="auto"/>
-            <w:vAlign w:val="center"/>
-            <w:hideMark/>
-          </w:tcPr>
-          <w:p/>
-        </w:tc>
-        <w:tc>
-          <w:tcPr>
-            <w:tcW w:w="0" w:type="auto"/>
-            <w:vAlign w:val="center"/>
-            <w:hideMark/>
-          </w:tcPr>
-          <w:p/>
-        </w:tc>
-      </w:tr>
-      <w:tr>
-        <w:trPr>
-          <w:tblCellSpacing w:w="15" w:type="dxa"/>
-        </w:trPr>
-        <w:tc>
-          <w:tcPr>
-            <w:tcW w:w="0" w:type="auto"/>
-            <w:vAlign w:val="center"/>
-            <w:hideMark/>
-          </w:tcPr>
-          <w:p>
-            <w:r>
-              <w:t>Production data collection and preparation</w:t>
-            </w:r>
-          </w:p>
-        </w:tc>
-        <w:tc>
-          <w:tcPr>
-            <w:tcW w:w="0" w:type="auto"/>
-            <w:vAlign w:val="center"/>
-            <w:hideMark/>
-          </w:tcPr>
-          <w:p>
-            <w:r>
-              <w:rPr>
-                <w:rFonts w:ascii="Arial" w:hAnsi="Arial" w:cs="Arial"/>
-              </w:rPr>
-              <w:t>■</w:t>
-            </w:r>
-          </w:p>
-        </w:tc>
-        <w:tc>
-          <w:tcPr>
-            <w:tcW w:w="0" w:type="auto"/>
-            <w:vAlign w:val="center"/>
-            <w:hideMark/>
-          </w:tcPr>
-          <w:p>
-            <w:r>
-              <w:rPr>
-                <w:rFonts w:ascii="Arial" w:hAnsi="Arial" w:cs="Arial"/>
-              </w:rPr>
-              <w:t>■</w:t>
-            </w:r>
-          </w:p>
-        </w:tc>
-        <w:tc>
-          <w:tcPr>
-            <w:tcW w:w="0" w:type="auto"/>
-            <w:vAlign w:val="center"/>
-            <w:hideMark/>
-          </w:tcPr>
-          <w:p/>
-        </w:tc>
-        <w:tc>
-          <w:tcPr>
-            <w:tcW w:w="0" w:type="auto"/>
-            <w:vAlign w:val="center"/>
-            <w:hideMark/>
-          </w:tcPr>
-          <w:p/>
-        </w:tc>
-        <w:tc>
-          <w:tcPr>
-            <w:tcW w:w="0" w:type="auto"/>
-            <w:vAlign w:val="center"/>
-            <w:hideMark/>
-          </w:tcPr>
-          <w:p/>
-        </w:tc>
-        <w:tc>
-          <w:tcPr>
-            <w:tcW w:w="0" w:type="auto"/>
-            <w:vAlign w:val="center"/>
-            <w:hideMark/>
-          </w:tcPr>
-          <w:p/>
-        </w:tc>
-      </w:tr>
-      <w:tr>
-        <w:trPr>
-          <w:tblCellSpacing w:w="15" w:type="dxa"/>
-        </w:trPr>
-        <w:tc>
-          <w:tcPr>
-            <w:tcW w:w="0" w:type="auto"/>
-            <w:vAlign w:val="center"/>
-            <w:hideMark/>
-          </w:tcPr>
-          <w:p>
-            <w:r>
-              <w:t>Software architecture and interface design</w:t>
-            </w:r>
-          </w:p>
-        </w:tc>
-        <w:tc>
-          <w:tcPr>
-            <w:tcW w:w="0" w:type="auto"/>
-            <w:vAlign w:val="center"/>
-            <w:hideMark/>
-          </w:tcPr>
-          <w:p>
-            <w:r>
-              <w:rPr>
-                <w:rFonts w:ascii="Arial" w:hAnsi="Arial" w:cs="Arial"/>
-              </w:rPr>
-              <w:t>■</w:t>
-            </w:r>
-          </w:p>
-        </w:tc>
-        <w:tc>
-          <w:tcPr>
-            <w:tcW w:w="0" w:type="auto"/>
-            <w:vAlign w:val="center"/>
-            <w:hideMark/>
-          </w:tcPr>
-          <w:p>
-            <w:r>
-              <w:rPr>
-                <w:rFonts w:ascii="Arial" w:hAnsi="Arial" w:cs="Arial"/>
-              </w:rPr>
-              <w:t>■</w:t>
-            </w:r>
-          </w:p>
-        </w:tc>
-        <w:tc>
-          <w:tcPr>
-            <w:tcW w:w="0" w:type="auto"/>
-            <w:vAlign w:val="center"/>
-            <w:hideMark/>
-          </w:tcPr>
-          <w:p/>
-        </w:tc>
-        <w:tc>
-          <w:tcPr>
-            <w:tcW w:w="0" w:type="auto"/>
-            <w:vAlign w:val="center"/>
-            <w:hideMark/>
-          </w:tcPr>
-          <w:p/>
-        </w:tc>
-        <w:tc>
-          <w:tcPr>
-            <w:tcW w:w="0" w:type="auto"/>
-            <w:vAlign w:val="center"/>
-            <w:hideMark/>
-          </w:tcPr>
-          <w:p/>
-        </w:tc>
-        <w:tc>
-          <w:tcPr>
-            <w:tcW w:w="0" w:type="auto"/>
-            <w:vAlign w:val="center"/>
-            <w:hideMark/>
-          </w:tcPr>
-          <w:p/>
-        </w:tc>
-      </w:tr>
-      <w:tr>
-        <w:trPr>
-          <w:tblCellSpacing w:w="15" w:type="dxa"/>
-        </w:trPr>
-        <w:tc>
-          <w:tcPr>
-            <w:tcW w:w="0" w:type="auto"/>
-            <w:vAlign w:val="center"/>
-            <w:hideMark/>
-          </w:tcPr>
-          <w:p>
-            <w:proofErr w:type="spellStart"/>
-            <w:r>
-              <w:t>Yamazumi</w:t>
-            </w:r>
-            <w:proofErr w:type="spellEnd"/>
-            <w:r>
-              <w:t xml:space="preserve"> and line balancing development</w:t>
-            </w:r>
-          </w:p>
-        </w:tc>
-        <w:tc>
-          <w:tcPr>
-            <w:tcW w:w="0" w:type="auto"/>
-            <w:vAlign w:val="center"/>
-            <w:hideMark/>
-          </w:tcPr>
-          <w:p/>
-        </w:tc>
-        <w:tc>
-          <w:tcPr>
-            <w:tcW w:w="0" w:type="auto"/>
-            <w:vAlign w:val="center"/>
-            <w:hideMark/>
-          </w:tcPr>
-          <w:p>
-            <w:r>
-              <w:rPr>
-                <w:rFonts w:ascii="Arial" w:hAnsi="Arial" w:cs="Arial"/>
-              </w:rPr>
-              <w:t>■</w:t>
-            </w:r>
-          </w:p>
-        </w:tc>
-        <w:tc>
-          <w:tcPr>
-            <w:tcW w:w="0" w:type="auto"/>
-            <w:vAlign w:val="center"/>
-            <w:hideMark/>
-          </w:tcPr>
-          <w:p>
-            <w:r>
-              <w:rPr>
-                <w:rFonts w:ascii="Arial" w:hAnsi="Arial" w:cs="Arial"/>
-              </w:rPr>
-              <w:t>■</w:t>
-            </w:r>
-          </w:p>
-        </w:tc>
-        <w:tc>
-          <w:tcPr>
-            <w:tcW w:w="0" w:type="auto"/>
-            <w:vAlign w:val="center"/>
-            <w:hideMark/>
-          </w:tcPr>
-          <w:p/>
-        </w:tc>
-        <w:tc>
-          <w:tcPr>
-            <w:tcW w:w="0" w:type="auto"/>
-            <w:vAlign w:val="center"/>
-            <w:hideMark/>
-          </w:tcPr>
-          <w:p/>
-        </w:tc>
-        <w:tc>
-          <w:tcPr>
-            <w:tcW w:w="0" w:type="auto"/>
-            <w:vAlign w:val="center"/>
-            <w:hideMark/>
-          </w:tcPr>
-          <w:p/>
-        </w:tc>
-      </w:tr>
-      <w:tr>
-        <w:trPr>
-          <w:tblCellSpacing w:w="15" w:type="dxa"/>
-        </w:trPr>
-        <w:tc>
-          <w:tcPr>
-            <w:tcW w:w="0" w:type="auto"/>
-            <w:vAlign w:val="center"/>
-            <w:hideMark/>
-          </w:tcPr>
-          <w:p>
-            <w:r>
-              <w:t>Line builder and drag-and-drop controls</w:t>
-            </w:r>
-          </w:p>
-        </w:tc>
-        <w:tc>
-          <w:tcPr>
-            <w:tcW w:w="0" w:type="auto"/>
-            <w:vAlign w:val="center"/>
-            <w:hideMark/>
-          </w:tcPr>
-          <w:p/>
-        </w:tc>
-        <w:tc>
-          <w:tcPr>
-            <w:tcW w:w="0" w:type="auto"/>
-            <w:vAlign w:val="center"/>
-            <w:hideMark/>
-          </w:tcPr>
-          <w:p/>
-        </w:tc>
-        <w:tc>
-          <w:tcPr>
-            <w:tcW w:w="0" w:type="auto"/>
-            <w:vAlign w:val="center"/>
-            <w:hideMark/>
-          </w:tcPr>
-          <w:p>
-            <w:r>
-              <w:rPr>
-                <w:rFonts w:ascii="Arial" w:hAnsi="Arial" w:cs="Arial"/>
-              </w:rPr>
-              <w:t>■</w:t>
-            </w:r>
-          </w:p>
-        </w:tc>
-        <w:tc>
-          <w:tcPr>
-            <w:tcW w:w="0" w:type="auto"/>
-            <w:vAlign w:val="center"/>
-            <w:hideMark/>
-          </w:tcPr>
-          <w:p>
-            <w:r>
-              <w:rPr>
-                <w:rFonts w:ascii="Arial" w:hAnsi="Arial" w:cs="Arial"/>
-              </w:rPr>
-              <w:t>■</w:t>
-            </w:r>
-          </w:p>
-        </w:tc>
-        <w:tc>
-          <w:tcPr>
-            <w:tcW w:w="0" w:type="auto"/>
-            <w:vAlign w:val="center"/>
-            <w:hideMark/>
-          </w:tcPr>
-          <w:p/>
-        </w:tc>
-        <w:tc>
-          <w:tcPr>
-            <w:tcW w:w="0" w:type="auto"/>
-            <w:vAlign w:val="center"/>
-            <w:hideMark/>
-          </w:tcPr>
-          <w:p/>
-        </w:tc>
-      </w:tr>
-      <w:tr>
-        <w:trPr>
-          <w:tblCellSpacing w:w="15" w:type="dxa"/>
-        </w:trPr>
-        <w:tc>
-          <w:tcPr>
-            <w:tcW w:w="0" w:type="auto"/>
-            <w:vAlign w:val="center"/>
-            <w:hideMark/>
-          </w:tcPr>
-          <w:p>
-            <w:r>
-              <w:t>Simulation logic and resource modelling</w:t>
-            </w:r>
-          </w:p>
-        </w:tc>
-        <w:tc>
-          <w:tcPr>
-            <w:tcW w:w="0" w:type="auto"/>
-            <w:vAlign w:val="center"/>
-            <w:hideMark/>
-          </w:tcPr>
-          <w:p/>
-        </w:tc>
-        <w:tc>
-          <w:tcPr>
-            <w:tcW w:w="0" w:type="auto"/>
-            <w:vAlign w:val="center"/>
-            <w:hideMark/>
-          </w:tcPr>
-          <w:p/>
-        </w:tc>
-        <w:tc>
-          <w:tcPr>
-            <w:tcW w:w="0" w:type="auto"/>
-            <w:vAlign w:val="center"/>
-            <w:hideMark/>
-          </w:tcPr>
-          <w:p>
-            <w:r>
-              <w:rPr>
-                <w:rFonts w:ascii="Arial" w:hAnsi="Arial" w:cs="Arial"/>
-              </w:rPr>
-              <w:t>■</w:t>
-            </w:r>
-          </w:p>
-        </w:tc>
-        <w:tc>
-          <w:tcPr>
-            <w:tcW w:w="0" w:type="auto"/>
-            <w:vAlign w:val="center"/>
-            <w:hideMark/>
-          </w:tcPr>
-          <w:p>
-            <w:r>
-              <w:rPr>
-                <w:rFonts w:ascii="Arial" w:hAnsi="Arial" w:cs="Arial"/>
-              </w:rPr>
-              <w:t>■</w:t>
-            </w:r>
-          </w:p>
-        </w:tc>
-        <w:tc>
-          <w:tcPr>
-            <w:tcW w:w="0" w:type="auto"/>
-            <w:vAlign w:val="center"/>
-            <w:hideMark/>
-          </w:tcPr>
-          <w:p>
-            <w:r>
-              <w:rPr>
-                <w:rFonts w:ascii="Arial" w:hAnsi="Arial" w:cs="Arial"/>
-              </w:rPr>
-              <w:t>■</w:t>
-            </w:r>
-          </w:p>
-        </w:tc>
-        <w:tc>
-          <w:tcPr>
-            <w:tcW w:w="0" w:type="auto"/>
-            <w:vAlign w:val="center"/>
-            <w:hideMark/>
-          </w:tcPr>
-          <w:p/>
-        </w:tc>
-      </w:tr>
-      <w:tr>
-        <w:trPr>
-          <w:tblCellSpacing w:w="15" w:type="dxa"/>
-        </w:trPr>
-        <w:tc>
-          <w:tcPr>
-            <w:tcW w:w="0" w:type="auto"/>
-            <w:vAlign w:val="center"/>
-            <w:hideMark/>
-          </w:tcPr>
-          <w:p>
-            <w:r>
-              <w:t>PQPR refinement and quality assessment</w:t>
-            </w:r>
-          </w:p>
-        </w:tc>
-        <w:tc>
-          <w:tcPr>
-            <w:tcW w:w="0" w:type="auto"/>
-            <w:vAlign w:val="center"/>
-            <w:hideMark/>
-          </w:tcPr>
-          <w:p/>
-        </w:tc>
-        <w:tc>
-          <w:tcPr>
-            <w:tcW w:w="0" w:type="auto"/>
-            <w:vAlign w:val="center"/>
-            <w:hideMark/>
-          </w:tcPr>
-          <w:p/>
-        </w:tc>
-        <w:tc>
-          <w:tcPr>
-            <w:tcW w:w="0" w:type="auto"/>
-            <w:vAlign w:val="center"/>
-            <w:hideMark/>
-          </w:tcPr>
-          <w:p/>
-        </w:tc>
-        <w:tc>
-          <w:tcPr>
-            <w:tcW w:w="0" w:type="auto"/>
-            <w:vAlign w:val="center"/>
-            <w:hideMark/>
-          </w:tcPr>
-          <w:p>
-            <w:r>
-              <w:rPr>
-                <w:rFonts w:ascii="Arial" w:hAnsi="Arial" w:cs="Arial"/>
-              </w:rPr>
-              <w:t>■</w:t>
-            </w:r>
-          </w:p>
-        </w:tc>
-        <w:tc>
-          <w:tcPr>
-            <w:tcW w:w="0" w:type="auto"/>
-            <w:vAlign w:val="center"/>
-            <w:hideMark/>
-          </w:tcPr>
-          <w:p>
-            <w:r>
-              <w:rPr>
-                <w:rFonts w:ascii="Arial" w:hAnsi="Arial" w:cs="Arial"/>
-              </w:rPr>
-              <w:t>■</w:t>
-            </w:r>
-          </w:p>
-        </w:tc>
-        <w:tc>
-          <w:tcPr>
-            <w:tcW w:w="0" w:type="auto"/>
-            <w:vAlign w:val="center"/>
-            <w:hideMark/>
-          </w:tcPr>
-          <w:p/>
-        </w:tc>
-      </w:tr>
-      <w:tr>
-        <w:trPr>
-          <w:tblCellSpacing w:w="15" w:type="dxa"/>
-        </w:trPr>
-        <w:tc>
-          <w:tcPr>
-            <w:tcW w:w="0" w:type="auto"/>
-            <w:vAlign w:val="center"/>
-            <w:hideMark/>
-          </w:tcPr>
-          <w:p>
-            <w:r>
-              <w:t>Testing with representative production data</w:t>
-            </w:r>
-          </w:p>
-        </w:tc>
-        <w:tc>
-          <w:tcPr>
-            <w:tcW w:w="0" w:type="auto"/>
-            <w:vAlign w:val="center"/>
-            <w:hideMark/>
-          </w:tcPr>
-          <w:p/>
-        </w:tc>
-        <w:tc>
-          <w:tcPr>
-            <w:tcW w:w="0" w:type="auto"/>
-            <w:vAlign w:val="center"/>
-            <w:hideMark/>
-          </w:tcPr>
-          <w:p/>
-        </w:tc>
-        <w:tc>
-          <w:tcPr>
-            <w:tcW w:w="0" w:type="auto"/>
-            <w:vAlign w:val="center"/>
-            <w:hideMark/>
-          </w:tcPr>
-          <w:p/>
-        </w:tc>
-        <w:tc>
-          <w:tcPr>
-            <w:tcW w:w="0" w:type="auto"/>
-            <w:vAlign w:val="center"/>
-            <w:hideMark/>
-          </w:tcPr>
-          <w:p/>
-        </w:tc>
-        <w:tc>
-          <w:tcPr>
-            <w:tcW w:w="0" w:type="auto"/>
-            <w:vAlign w:val="center"/>
-            <w:hideMark/>
-          </w:tcPr>
-          <w:p>
-            <w:r>
-              <w:rPr>
-                <w:rFonts w:ascii="Arial" w:hAnsi="Arial" w:cs="Arial"/>
-              </w:rPr>
-              <w:t>■</w:t>
-            </w:r>
-          </w:p>
-        </w:tc>
-        <w:tc>
-          <w:tcPr>
-            <w:tcW w:w="0" w:type="auto"/>
-            <w:vAlign w:val="center"/>
-            <w:hideMark/>
-          </w:tcPr>
-          <w:p>
-            <w:r>
-              <w:rPr>
-                <w:rFonts w:ascii="Arial" w:hAnsi="Arial" w:cs="Arial"/>
-              </w:rPr>
-              <w:t>■</w:t>
-            </w:r>
-          </w:p>
-        </w:tc>
-      </w:tr>
-      <w:tr>
-        <w:trPr>
-          <w:tblCellSpacing w:w="15" w:type="dxa"/>
-        </w:trPr>
-        <w:tc>
-          <w:tcPr>
-            <w:tcW w:w="0" w:type="auto"/>
-            <w:vAlign w:val="center"/>
-            <w:hideMark/>
-          </w:tcPr>
-          <w:p>
-            <w:r>
-              <w:t>Performance evaluation and refinement</w:t>
-            </w:r>
-          </w:p>
-        </w:tc>
-        <w:tc>
-          <w:tcPr>
-            <w:tcW w:w="0" w:type="auto"/>
-            <w:vAlign w:val="center"/>
-            <w:hideMark/>
-          </w:tcPr>
-          <w:p/>
-        </w:tc>
-        <w:tc>
-          <w:tcPr>
-            <w:tcW w:w="0" w:type="auto"/>
-            <w:vAlign w:val="center"/>
-            <w:hideMark/>
-          </w:tcPr>
-          <w:p/>
-        </w:tc>
-        <w:tc>
-          <w:tcPr>
-            <w:tcW w:w="0" w:type="auto"/>
-            <w:vAlign w:val="center"/>
-            <w:hideMark/>
-          </w:tcPr>
-          <w:p/>
-        </w:tc>
-        <w:tc>
-          <w:tcPr>
-            <w:tcW w:w="0" w:type="auto"/>
-            <w:vAlign w:val="center"/>
-            <w:hideMark/>
-          </w:tcPr>
-          <w:p/>
-        </w:tc>
-        <w:tc>
-          <w:tcPr>
-            <w:tcW w:w="0" w:type="auto"/>
-            <w:vAlign w:val="center"/>
-            <w:hideMark/>
-          </w:tcPr>
-          <w:p>
-            <w:r>
-              <w:rPr>
-                <w:rFonts w:ascii="Arial" w:hAnsi="Arial" w:cs="Arial"/>
-              </w:rPr>
-              <w:t>■</w:t>
-            </w:r>
-          </w:p>
-        </w:tc>
-        <w:tc>
-          <w:tcPr>
-            <w:tcW w:w="0" w:type="auto"/>
-            <w:vAlign w:val="center"/>
-            <w:hideMark/>
-          </w:tcPr>
-          <w:p>
-            <w:r>
-              <w:rPr>
-                <w:rFonts w:ascii="Arial" w:hAnsi="Arial" w:cs="Arial"/>
-              </w:rPr>
-              <w:t>■</w:t>
-            </w:r>
-          </w:p>
-        </w:tc>
-      </w:tr>
-      <w:tr>
-        <w:trPr>
-          <w:tblCellSpacing w:w="15" w:type="dxa"/>
-        </w:trPr>
-        <w:tc>
-          <w:tcPr>
-            <w:tcW w:w="0" w:type="auto"/>
-            <w:vAlign w:val="center"/>
-            <w:hideMark/>
-          </w:tcPr>
-          <w:p>
-            <w:r>
-              <w:t>Final documentation and presentation</w:t>
-            </w:r>
-          </w:p>
-        </w:tc>
-        <w:tc>
-          <w:tcPr>
-            <w:tcW w:w="0" w:type="auto"/>
-            <w:vAlign w:val="center"/>
-            <w:hideMark/>
-          </w:tcPr>
-          <w:p/>
-        </w:tc>
-        <w:tc>
-          <w:tcPr>
-            <w:tcW w:w="0" w:type="auto"/>
-            <w:vAlign w:val="center"/>
-            <w:hideMark/>
-          </w:tcPr>
-          <w:p/>
-        </w:tc>
-        <w:tc>
-          <w:tcPr>
-            <w:tcW w:w="0" w:type="auto"/>
-            <w:vAlign w:val="center"/>
-            <w:hideMark/>
-          </w:tcPr>
-          <w:p/>
-        </w:tc>
-        <w:tc>
-          <w:tcPr>
-            <w:tcW w:w="0" w:type="auto"/>
-            <w:vAlign w:val="center"/>
-            <w:hideMark/>
-          </w:tcPr>
-          <w:p/>
-        </w:tc>
-        <w:tc>
-          <w:tcPr>
-            <w:tcW w:w="0" w:type="auto"/>
-            <w:vAlign w:val="center"/>
-            <w:hideMark/>
-          </w:tcPr>
-          <w:p/>
-        </w:tc>
-        <w:tc>
-          <w:tcPr>
-            <w:tcW w:w="0" w:type="auto"/>
-            <w:vAlign w:val="center"/>
-            <w:hideMark/>
-          </w:tcPr>
-          <w:p>
-            <w:r>
-              <w:rPr>
-                <w:rFonts w:ascii="Arial" w:hAnsi="Arial" w:cs="Arial"/>
-              </w:rPr>
-              <w:t>■</w:t>
-            </w:r>
-          </w:p>
-        </w:tc>
-      </w:tr>
-    </w:tbl>
+        <w:rPr>
+          <w:noProof/>
+        </w:rPr>
+        <w:drawing>
+          <wp:anchor distT="0" distB="0" distL="114300" distR="114300" simplePos="0" relativeHeight="251658240" behindDoc="0" locked="0" layoutInCell="1" allowOverlap="1" wp14:anchorId="3A37DBAA" wp14:editId="7D5DFAA3">
+            <wp:simplePos x="0" y="0"/>
+            <wp:positionH relativeFrom="margin">
+              <wp:align>center</wp:align>
+            </wp:positionH>
+            <wp:positionV relativeFrom="paragraph">
+              <wp:posOffset>518133</wp:posOffset>
+            </wp:positionV>
+            <wp:extent cx="6568953" cy="2631882"/>
+            <wp:effectExtent l="0" t="0" r="3810" b="0"/>
+            <wp:wrapSquare wrapText="bothSides"/>
+            <wp:docPr id="1407677807" name="Picture 2"/>
+            <wp:cNvGraphicFramePr>
+              <a:graphicFrameLocks xmlns:a="http://schemas.openxmlformats.org/drawingml/2006/main" noChangeAspect="1"/>
+            </wp:cNvGraphicFramePr>
+            <a:graphic xmlns:a="http://schemas.openxmlformats.org/drawingml/2006/main">
+              <a:graphicData uri="http://schemas.openxmlformats.org/drawingml/2006/picture">
+                <pic:pic xmlns:pic="http://schemas.openxmlformats.org/drawingml/2006/picture">
+                  <pic:nvPicPr>
+                    <pic:cNvPr id="0" name="Picture 6"/>
+                    <pic:cNvPicPr>
+                      <a:picLocks noChangeAspect="1" noChangeArrowheads="1"/>
+                    </pic:cNvPicPr>
+                  </pic:nvPicPr>
+                  <pic:blipFill rotWithShape="1">
+                    <a:blip r:embed="rId6" cstate="print">
+                      <a:extLst>
+                        <a:ext uri="{28A0092B-C50C-407E-A947-70E740481C1C}">
+                          <a14:useLocalDpi xmlns:a14="http://schemas.microsoft.com/office/drawing/2010/main" val="0"/>
+                        </a:ext>
+                      </a:extLst>
+                    </a:blip>
+                    <a:srcRect t="13200" b="13370"/>
+                    <a:stretch>
+                      <a:fillRect/>
+                    </a:stretch>
+                  </pic:blipFill>
+                  <pic:spPr bwMode="auto">
+                    <a:xfrm>
+                      <a:off x="0" y="0"/>
+                      <a:ext cx="6568953" cy="2631882"/>
+                    </a:xfrm>
+                    <a:prstGeom prst="rect">
+                      <a:avLst/>
+                    </a:prstGeom>
+                    <a:noFill/>
+                    <a:ln>
+                      <a:noFill/>
+                    </a:ln>
+                    <a:extLst>
+                      <a:ext uri="{53640926-AAD7-44D8-BBD7-CCE9431645EC}">
+                        <a14:shadowObscured xmlns:a14="http://schemas.microsoft.com/office/drawing/2010/main"/>
+                      </a:ext>
+                    </a:extLst>
+                  </pic:spPr>
+                </pic:pic>
+              </a:graphicData>
+            </a:graphic>
+          </wp:anchor>
+        </w:drawing>
+      </w:r>
+      <w:r>
+        <w:t>The following schedule is presented in relative project weeks and will be adjusted to the capstone timeline.</w:t>
+      </w:r>
+    </w:p>
+    <w:p>
+      <w:pPr>
+        <w:jc w:val="center"/>
+      </w:pPr>
+    </w:p>
     <w:p>
       <w:pPr>
         <w:rPr>
@@ -2374,21 +1411,21 @@
           <w:b/>
           <w:bCs/>
         </w:rPr>
+        <w:t>Milestone 3 – Simulation and Quality Assessment</w:t>
+      </w:r>
+    </w:p>
+    <w:p>
+      <w:r>
+        <w:t>Implement simulation logic for process and resource interactions, while refining PQPR functionality for quality-related planning.</w:t>
+      </w:r>
+    </w:p>
+    <w:p>
+      <w:r>
+        <w:rPr>
+          <w:b/>
+          <w:bCs/>
+        </w:rPr>
         <w:lastRenderedPageBreak/>
-        <w:t>Milestone 3 – Simulation and Quality Assessment</w:t>
-      </w:r>
-    </w:p>
-    <w:p>
-      <w:r>
-        <w:t>Implement simulation logic for process and resource interactions, while refining PQPR functionality for quality-related planning.</w:t>
-      </w:r>
-    </w:p>
-    <w:p>
-      <w:r>
-        <w:rPr>
-          <w:b/>
-          <w:bCs/>
-        </w:rPr>
         <w:t>Milestone 4 – Validation and Evaluation</w:t>
       </w:r>
     </w:p>
@@ -2412,9 +1449,100 @@
       </w:r>
     </w:p>
     <w:p>
-      <w:r>
-        <w:pict w14:anchorId="4CE5B94A">
-          <v:rect id="_x0000_i1118" style="width:0;height:1.5pt" o:hralign="center" o:hrstd="t" o:hr="t" fillcolor="#a0a0a0" stroked="f"/>
+      <w:pPr>
+        <w:rPr>
+          <w:b/>
+          <w:bCs/>
+        </w:rPr>
+      </w:pPr>
+      <w:r>
+        <w:rPr>
+          <w:b/>
+          <w:bCs/>
+        </w:rPr>
+        <w:t>Risk Assessment</w:t>
+      </w:r>
+    </w:p>
+    <w:p>
+      <w:pPr>
+        <w:rPr>
+          <w:b/>
+          <w:bCs/>
+        </w:rPr>
+      </w:pPr>
+      <w:r>
+        <w:rPr>
+          <w:b/>
+          <w:bCs/>
+        </w:rPr>
+        <w:t>5.1 Risk Assessment Overview</w:t>
+      </w:r>
+    </w:p>
+    <w:p>
+      <w:r>
+        <w:t>The capstone project primarily involves computer-based software development, production data analysis and simulation. Consequently, the principal project risks are associated with data accuracy, software reliability, information security, user interpretation and workplace observation activities.</w:t>
+      </w:r>
+    </w:p>
+    <w:p>
+      <w:r>
+        <w:t>Although no direct machinery control is included within the project scope, any workplace observation or data collection must comply with applicable workplace safety requirements.</w:t>
+      </w:r>
+    </w:p>
+    <w:p>
+      <w:pPr>
+        <w:rPr>
+          <w:b/>
+          <w:bCs/>
+        </w:rPr>
+      </w:pPr>
+      <w:r>
+        <w:rPr>
+          <w:b/>
+          <w:bCs/>
+        </w:rPr>
+        <w:t>5.</w:t>
+      </w:r>
+      <w:r>
+        <w:rPr>
+          <w:b/>
+          <w:bCs/>
+        </w:rPr>
+        <w:t>2</w:t>
+      </w:r>
+      <w:r>
+        <w:rPr>
+          <w:b/>
+          <w:bCs/>
+        </w:rPr>
+        <w:t xml:space="preserve"> Risk </w:t>
+      </w:r>
+      <w:r>
+        <w:rPr>
+          <w:b/>
+          <w:bCs/>
+        </w:rPr>
+        <w:t>Assessment of digitalization</w:t>
+      </w:r>
+    </w:p>
+    <w:p>
+      <w:r>
+        <w:t>The highest-priority risks concern the reliability of simulation outputs, confidentiality of industrial data and safety during any workplace data collection.</w:t>
+      </w:r>
+    </w:p>
+    <w:p>
+      <w:r>
+        <w:t>The software should not be relied upon to make final production implementation decisions without engineering review, as a simulation cannot fully represent all human factors, machine behaviour or unexpected operational conditions.</w:t>
+      </w:r>
+    </w:p>
+    <w:p>
+      <w:r>
+        <w:t>Data confidentiality will also be treated as a major consideration because the application may utilise actual manufacturing process information.</w:t>
+      </w:r>
+    </w:p>
+    <w:p>
+      <w:r>
+        <w:pict w14:anchorId="24022460">
+          <v:rect id="_x0000_i1028" style="width:0;height:1.5pt" o:hralign="center" o:hrstd="t" o:hr="t" fillcolor="#a0a0a0" stroked="f"/>
         </w:pict>
       </w:r>
     </w:p>
@@ -2430,660 +1558,43 @@
           <w:b/>
           <w:bCs/>
         </w:rPr>
-        <w:br w:type="page"/>
-      </w:r>
-    </w:p>
-    <w:p>
-      <w:pPr>
-        <w:rPr>
-          <w:b/>
-          <w:bCs/>
-        </w:rPr>
-      </w:pPr>
-      <w:r>
-        <w:rPr>
-          <w:b/>
-          <w:bCs/>
-        </w:rPr>
+        <w:t>Risk Mitigation, Validation and Safety Management</w:t>
+      </w:r>
+    </w:p>
+    <w:p>
+      <w:pPr>
+        <w:rPr>
+          <w:b/>
+          <w:bCs/>
+        </w:rPr>
+      </w:pPr>
+      <w:r>
+        <w:rPr>
+          <w:b/>
+          <w:bCs/>
+        </w:rPr>
+        <w:t>6.1 Data and Software Reliability</w:t>
+      </w:r>
+    </w:p>
+    <w:p>
+      <w:r>
+        <w:t>To reduce the likelihood of inaccurate simulation results, the system will incorporate input validation and structured testing.</w:t>
+      </w:r>
+    </w:p>
+    <w:p>
+      <w:r>
+        <w:t>Required production parameters will be checked for missing entries, invalid cycle times and inconsistent process assignments where applicable.</w:t>
+      </w:r>
+    </w:p>
+    <w:p>
+      <w:r>
+        <w:t>The simulation logic will be tested using simple, independently verifiable scenarios before more complex production workflows are introduced.</w:t>
+      </w:r>
+    </w:p>
+    <w:p>
+      <w:r>
         <w:lastRenderedPageBreak/>
-        <w:t>Risk Assessment</w:t>
-      </w:r>
-    </w:p>
-    <w:p>
-      <w:pPr>
-        <w:rPr>
-          <w:b/>
-          <w:bCs/>
-        </w:rPr>
-      </w:pPr>
-      <w:r>
-        <w:rPr>
-          <w:b/>
-          <w:bCs/>
-        </w:rPr>
-        <w:t>5.1 Risk Assessment Overview</w:t>
-      </w:r>
-    </w:p>
-    <w:p>
-      <w:r>
-        <w:t>The capstone project primarily involves computer-based software development, production data analysis and simulation. Consequently, the principal project risks are associated with data accuracy, software reliability, information security, user interpretation and workplace observation activities.</w:t>
-      </w:r>
-    </w:p>
-    <w:p>
-      <w:r>
-        <w:t>Although no direct machinery control is included within the project scope, any workplace observation or data collection must comply with applicable workplace safety requirements.</w:t>
-      </w:r>
-    </w:p>
-    <w:p>
-      <w:r>
-        <w:t>The following preliminary risk assessment identifies foreseeable hazards, potential consequences and proposed mitigation measures.</w:t>
-      </w:r>
-    </w:p>
-    <w:p>
-      <w:pPr>
-        <w:rPr>
-          <w:b/>
-          <w:bCs/>
-        </w:rPr>
-      </w:pPr>
-      <w:r>
-        <w:rPr>
-          <w:b/>
-          <w:bCs/>
-        </w:rPr>
-        <w:t>5.2 Preliminary Risk Register</w:t>
-      </w:r>
-    </w:p>
-    <w:tbl>
-      <w:tblPr>
-        <w:tblW w:w="0" w:type="auto"/>
-        <w:tblCellSpacing w:w="15" w:type="dxa"/>
-        <w:tblBorders>
-          <w:top w:val="single" w:sz="4" w:space="0" w:color="auto"/>
-          <w:left w:val="single" w:sz="4" w:space="0" w:color="auto"/>
-          <w:bottom w:val="single" w:sz="4" w:space="0" w:color="auto"/>
-          <w:right w:val="single" w:sz="4" w:space="0" w:color="auto"/>
-          <w:insideH w:val="single" w:sz="4" w:space="0" w:color="auto"/>
-          <w:insideV w:val="single" w:sz="4" w:space="0" w:color="auto"/>
-        </w:tblBorders>
-        <w:tblCellMar>
-          <w:top w:w="15" w:type="dxa"/>
-          <w:left w:w="15" w:type="dxa"/>
-          <w:bottom w:w="15" w:type="dxa"/>
-          <w:right w:w="15" w:type="dxa"/>
-        </w:tblCellMar>
-        <w:tblLook w:val="04A0" w:firstRow="1" w:lastRow="0" w:firstColumn="1" w:lastColumn="0" w:noHBand="0" w:noVBand="1"/>
-      </w:tblPr>
-      <w:tblGrid>
-        <w:gridCol w:w="2424"/>
-        <w:gridCol w:w="2633"/>
-        <w:gridCol w:w="957"/>
-        <w:gridCol w:w="3002"/>
-      </w:tblGrid>
-      <w:tr>
-        <w:trPr>
-          <w:tblCellSpacing w:w="15" w:type="dxa"/>
-        </w:trPr>
-        <w:tc>
-          <w:tcPr>
-            <w:tcW w:w="0" w:type="auto"/>
-            <w:vAlign w:val="center"/>
-            <w:hideMark/>
-          </w:tcPr>
-          <w:p>
-            <w:pPr>
-              <w:rPr>
-                <w:b/>
-                <w:bCs/>
-              </w:rPr>
-            </w:pPr>
-            <w:r>
-              <w:rPr>
-                <w:b/>
-                <w:bCs/>
-              </w:rPr>
-              <w:t>Risk / Hazard</w:t>
-            </w:r>
-          </w:p>
-        </w:tc>
-        <w:tc>
-          <w:tcPr>
-            <w:tcW w:w="0" w:type="auto"/>
-            <w:vAlign w:val="center"/>
-            <w:hideMark/>
-          </w:tcPr>
-          <w:p>
-            <w:pPr>
-              <w:rPr>
-                <w:b/>
-                <w:bCs/>
-              </w:rPr>
-            </w:pPr>
-            <w:r>
-              <w:rPr>
-                <w:b/>
-                <w:bCs/>
-              </w:rPr>
-              <w:t>Potential consequence</w:t>
-            </w:r>
-          </w:p>
-        </w:tc>
-        <w:tc>
-          <w:tcPr>
-            <w:tcW w:w="0" w:type="auto"/>
-            <w:vAlign w:val="center"/>
-            <w:hideMark/>
-          </w:tcPr>
-          <w:p>
-            <w:pPr>
-              <w:rPr>
-                <w:b/>
-                <w:bCs/>
-              </w:rPr>
-            </w:pPr>
-            <w:r>
-              <w:rPr>
-                <w:b/>
-                <w:bCs/>
-              </w:rPr>
-              <w:t>Initial risk</w:t>
-            </w:r>
-          </w:p>
-        </w:tc>
-        <w:tc>
-          <w:tcPr>
-            <w:tcW w:w="0" w:type="auto"/>
-            <w:vAlign w:val="center"/>
-            <w:hideMark/>
-          </w:tcPr>
-          <w:p>
-            <w:pPr>
-              <w:rPr>
-                <w:b/>
-                <w:bCs/>
-              </w:rPr>
-            </w:pPr>
-            <w:r>
-              <w:rPr>
-                <w:b/>
-                <w:bCs/>
-              </w:rPr>
-              <w:t>Proposed mitigation</w:t>
-            </w:r>
-          </w:p>
-        </w:tc>
-      </w:tr>
-      <w:tr>
-        <w:trPr>
-          <w:tblCellSpacing w:w="15" w:type="dxa"/>
-        </w:trPr>
-        <w:tc>
-          <w:tcPr>
-            <w:tcW w:w="0" w:type="auto"/>
-            <w:vAlign w:val="center"/>
-            <w:hideMark/>
-          </w:tcPr>
-          <w:p>
-            <w:r>
-              <w:t>Inaccurate production input data</w:t>
-            </w:r>
-          </w:p>
-        </w:tc>
-        <w:tc>
-          <w:tcPr>
-            <w:tcW w:w="0" w:type="auto"/>
-            <w:vAlign w:val="center"/>
-            <w:hideMark/>
-          </w:tcPr>
-          <w:p>
-            <w:r>
-              <w:t>Misleading simulation outputs and incorrect planning conclusions</w:t>
-            </w:r>
-          </w:p>
-        </w:tc>
-        <w:tc>
-          <w:tcPr>
-            <w:tcW w:w="0" w:type="auto"/>
-            <w:vAlign w:val="center"/>
-            <w:hideMark/>
-          </w:tcPr>
-          <w:p>
-            <w:r>
-              <w:t>High</w:t>
-            </w:r>
-          </w:p>
-        </w:tc>
-        <w:tc>
-          <w:tcPr>
-            <w:tcW w:w="0" w:type="auto"/>
-            <w:vAlign w:val="center"/>
-            <w:hideMark/>
-          </w:tcPr>
-          <w:p>
-            <w:r>
-              <w:t>Verify input data against approved standard work and observed cycle times; document assumptions</w:t>
-            </w:r>
-          </w:p>
-        </w:tc>
-      </w:tr>
-      <w:tr>
-        <w:trPr>
-          <w:tblCellSpacing w:w="15" w:type="dxa"/>
-        </w:trPr>
-        <w:tc>
-          <w:tcPr>
-            <w:tcW w:w="0" w:type="auto"/>
-            <w:vAlign w:val="center"/>
-            <w:hideMark/>
-          </w:tcPr>
-          <w:p>
-            <w:r>
-              <w:t>Incorrect software logic or calculations</w:t>
-            </w:r>
-          </w:p>
-        </w:tc>
-        <w:tc>
-          <w:tcPr>
-            <w:tcW w:w="0" w:type="auto"/>
-            <w:vAlign w:val="center"/>
-            <w:hideMark/>
-          </w:tcPr>
-          <w:p>
-            <w:r>
-              <w:t>Inaccurate resource allocation, workload assessments or production predictions</w:t>
-            </w:r>
-          </w:p>
-        </w:tc>
-        <w:tc>
-          <w:tcPr>
-            <w:tcW w:w="0" w:type="auto"/>
-            <w:vAlign w:val="center"/>
-            <w:hideMark/>
-          </w:tcPr>
-          <w:p>
-            <w:r>
-              <w:t>High</w:t>
-            </w:r>
-          </w:p>
-        </w:tc>
-        <w:tc>
-          <w:tcPr>
-            <w:tcW w:w="0" w:type="auto"/>
-            <w:vAlign w:val="center"/>
-            <w:hideMark/>
-          </w:tcPr>
-          <w:p>
-            <w:r>
-              <w:t>Conduct unit testing, scenario testing and comparison with independently calculated examples</w:t>
-            </w:r>
-          </w:p>
-        </w:tc>
-      </w:tr>
-      <w:tr>
-        <w:trPr>
-          <w:tblCellSpacing w:w="15" w:type="dxa"/>
-        </w:trPr>
-        <w:tc>
-          <w:tcPr>
-            <w:tcW w:w="0" w:type="auto"/>
-            <w:vAlign w:val="center"/>
-            <w:hideMark/>
-          </w:tcPr>
-          <w:p>
-            <w:r>
-              <w:t>Excessive reliance on software recommendations</w:t>
-            </w:r>
-          </w:p>
-        </w:tc>
-        <w:tc>
-          <w:tcPr>
-            <w:tcW w:w="0" w:type="auto"/>
-            <w:vAlign w:val="center"/>
-            <w:hideMark/>
-          </w:tcPr>
-          <w:p>
-            <w:r>
-              <w:t>Unsafe or impractical production line decisions</w:t>
-            </w:r>
-          </w:p>
-        </w:tc>
-        <w:tc>
-          <w:tcPr>
-            <w:tcW w:w="0" w:type="auto"/>
-            <w:vAlign w:val="center"/>
-            <w:hideMark/>
-          </w:tcPr>
-          <w:p>
-            <w:r>
-              <w:t>High</w:t>
-            </w:r>
-          </w:p>
-        </w:tc>
-        <w:tc>
-          <w:tcPr>
-            <w:tcW w:w="0" w:type="auto"/>
-            <w:vAlign w:val="center"/>
-            <w:hideMark/>
-          </w:tcPr>
-          <w:p>
-            <w:r>
-              <w:t>Clearly define the software as a pre-validation tool; require stakeholder review before implementation</w:t>
-            </w:r>
-          </w:p>
-        </w:tc>
-      </w:tr>
-      <w:tr>
-        <w:trPr>
-          <w:tblCellSpacing w:w="15" w:type="dxa"/>
-        </w:trPr>
-        <w:tc>
-          <w:tcPr>
-            <w:tcW w:w="0" w:type="auto"/>
-            <w:vAlign w:val="center"/>
-            <w:hideMark/>
-          </w:tcPr>
-          <w:p>
-            <w:r>
-              <w:t>Unauthorised disclosure of production information</w:t>
-            </w:r>
-          </w:p>
-        </w:tc>
-        <w:tc>
-          <w:tcPr>
-            <w:tcW w:w="0" w:type="auto"/>
-            <w:vAlign w:val="center"/>
-            <w:hideMark/>
-          </w:tcPr>
-          <w:p>
-            <w:r>
-              <w:t>Breach of organisational confidentiality requirements</w:t>
-            </w:r>
-          </w:p>
-        </w:tc>
-        <w:tc>
-          <w:tcPr>
-            <w:tcW w:w="0" w:type="auto"/>
-            <w:vAlign w:val="center"/>
-            <w:hideMark/>
-          </w:tcPr>
-          <w:p>
-            <w:r>
-              <w:t>High</w:t>
-            </w:r>
-          </w:p>
-        </w:tc>
-        <w:tc>
-          <w:tcPr>
-            <w:tcW w:w="0" w:type="auto"/>
-            <w:vAlign w:val="center"/>
-            <w:hideMark/>
-          </w:tcPr>
-          <w:p>
-            <w:r>
-              <w:t>Use approved, anonymised or synthetic data and avoid publishing confidential information to public repositories</w:t>
-            </w:r>
-          </w:p>
-        </w:tc>
-      </w:tr>
-      <w:tr>
-        <w:trPr>
-          <w:tblCellSpacing w:w="15" w:type="dxa"/>
-        </w:trPr>
-        <w:tc>
-          <w:tcPr>
-            <w:tcW w:w="0" w:type="auto"/>
-            <w:vAlign w:val="center"/>
-            <w:hideMark/>
-          </w:tcPr>
-          <w:p>
-            <w:r>
-              <w:lastRenderedPageBreak/>
-              <w:t>Workplace hazards during data collection</w:t>
-            </w:r>
-          </w:p>
-        </w:tc>
-        <w:tc>
-          <w:tcPr>
-            <w:tcW w:w="0" w:type="auto"/>
-            <w:vAlign w:val="center"/>
-            <w:hideMark/>
-          </w:tcPr>
-          <w:p>
-            <w:r>
-              <w:t>Injury from moving equipment, lifting operations, machinery or shop-floor traffic</w:t>
-            </w:r>
-          </w:p>
-        </w:tc>
-        <w:tc>
-          <w:tcPr>
-            <w:tcW w:w="0" w:type="auto"/>
-            <w:vAlign w:val="center"/>
-            <w:hideMark/>
-          </w:tcPr>
-          <w:p>
-            <w:r>
-              <w:t>High</w:t>
-            </w:r>
-          </w:p>
-        </w:tc>
-        <w:tc>
-          <w:tcPr>
-            <w:tcW w:w="0" w:type="auto"/>
-            <w:vAlign w:val="center"/>
-            <w:hideMark/>
-          </w:tcPr>
-          <w:p>
-            <w:r>
-              <w:t>Obtain relevant approval, follow site safety procedures and remain within designated safe areas</w:t>
-            </w:r>
-          </w:p>
-        </w:tc>
-      </w:tr>
-      <w:tr>
-        <w:trPr>
-          <w:tblCellSpacing w:w="15" w:type="dxa"/>
-        </w:trPr>
-        <w:tc>
-          <w:tcPr>
-            <w:tcW w:w="0" w:type="auto"/>
-            <w:vAlign w:val="center"/>
-            <w:hideMark/>
-          </w:tcPr>
-          <w:p>
-            <w:r>
-              <w:t>Prolonged computer usage</w:t>
-            </w:r>
-          </w:p>
-        </w:tc>
-        <w:tc>
-          <w:tcPr>
-            <w:tcW w:w="0" w:type="auto"/>
-            <w:vAlign w:val="center"/>
-            <w:hideMark/>
-          </w:tcPr>
-          <w:p>
-            <w:r>
-              <w:t>Eye strain, fatigue or musculoskeletal discomfort</w:t>
-            </w:r>
-          </w:p>
-        </w:tc>
-        <w:tc>
-          <w:tcPr>
-            <w:tcW w:w="0" w:type="auto"/>
-            <w:vAlign w:val="center"/>
-            <w:hideMark/>
-          </w:tcPr>
-          <w:p>
-            <w:r>
-              <w:t>Medium</w:t>
-            </w:r>
-          </w:p>
-        </w:tc>
-        <w:tc>
-          <w:tcPr>
-            <w:tcW w:w="0" w:type="auto"/>
-            <w:vAlign w:val="center"/>
-            <w:hideMark/>
-          </w:tcPr>
-          <w:p>
-            <w:r>
-              <w:t>Maintain suitable workstation ergonomics and take regular breaks</w:t>
-            </w:r>
-          </w:p>
-        </w:tc>
-      </w:tr>
-      <w:tr>
-        <w:trPr>
-          <w:tblCellSpacing w:w="15" w:type="dxa"/>
-        </w:trPr>
-        <w:tc>
-          <w:tcPr>
-            <w:tcW w:w="0" w:type="auto"/>
-            <w:vAlign w:val="center"/>
-            <w:hideMark/>
-          </w:tcPr>
-          <w:p>
-            <w:r>
-              <w:t>Software development delays or loss of work</w:t>
-            </w:r>
-          </w:p>
-        </w:tc>
-        <w:tc>
-          <w:tcPr>
-            <w:tcW w:w="0" w:type="auto"/>
-            <w:vAlign w:val="center"/>
-            <w:hideMark/>
-          </w:tcPr>
-          <w:p>
-            <w:r>
-              <w:t>Incomplete project deliverables</w:t>
-            </w:r>
-          </w:p>
-        </w:tc>
-        <w:tc>
-          <w:tcPr>
-            <w:tcW w:w="0" w:type="auto"/>
-            <w:vAlign w:val="center"/>
-            <w:hideMark/>
-          </w:tcPr>
-          <w:p>
-            <w:r>
-              <w:t>Medium</w:t>
-            </w:r>
-          </w:p>
-        </w:tc>
-        <w:tc>
-          <w:tcPr>
-            <w:tcW w:w="0" w:type="auto"/>
-            <w:vAlign w:val="center"/>
-            <w:hideMark/>
-          </w:tcPr>
-          <w:p>
-            <w:r>
-              <w:t>Use version control, maintain backups and prioritise essential features</w:t>
-            </w:r>
-          </w:p>
-        </w:tc>
-      </w:tr>
-    </w:tbl>
-    <w:p>
-      <w:r>
-        <w:rPr>
-          <w:i/>
-          <w:iCs/>
-        </w:rPr>
-        <w:t>Risk classifications above are preliminary qualitative assessments. Final likelihood, severity and residual risk ratings should follow the applicable workplace or university risk assessment methodology.</w:t>
-      </w:r>
-    </w:p>
-    <w:p>
-      <w:pPr>
-        <w:rPr>
-          <w:b/>
-          <w:bCs/>
-        </w:rPr>
-      </w:pPr>
-      <w:r>
-        <w:rPr>
-          <w:b/>
-          <w:bCs/>
-        </w:rPr>
-        <w:t>5.3 Risk Prioritisation</w:t>
-      </w:r>
-    </w:p>
-    <w:p>
-      <w:r>
-        <w:t>The highest-priority risks concern the reliability of simulation outputs, confidentiality of industrial data and safety during any workplace data collection.</w:t>
-      </w:r>
-    </w:p>
-    <w:p>
-      <w:r>
-        <w:t>The software should not be relied upon to make final production implementation decisions without engineering review, as a simulation cannot fully represent all human factors, machine behaviour or unexpected operational conditions.</w:t>
-      </w:r>
-    </w:p>
-    <w:p>
-      <w:r>
-        <w:t>Data confidentiality will also be treated as a major consideration because the application may utilise actual manufacturing process information.</w:t>
-      </w:r>
-    </w:p>
-    <w:p>
-      <w:r>
-        <w:pict w14:anchorId="24022460">
-          <v:rect id="_x0000_i1119" style="width:0;height:1.5pt" o:hralign="center" o:hrstd="t" o:hr="t" fillcolor="#a0a0a0" stroked="f"/>
-        </w:pict>
-      </w:r>
-    </w:p>
-    <w:p>
-      <w:pPr>
-        <w:rPr>
-          <w:b/>
-          <w:bCs/>
-        </w:rPr>
-      </w:pPr>
-      <w:r>
-        <w:rPr>
-          <w:b/>
-          <w:bCs/>
-        </w:rPr>
-        <w:t>Page 6 – Risk Mitigation, Validation and Safety Management</w:t>
-      </w:r>
-    </w:p>
-    <w:p>
-      <w:pPr>
-        <w:rPr>
-          <w:b/>
-          <w:bCs/>
-        </w:rPr>
-      </w:pPr>
-      <w:r>
-        <w:rPr>
-          <w:b/>
-          <w:bCs/>
-        </w:rPr>
-        <w:t>6.1 Data and Software Reliability</w:t>
-      </w:r>
-    </w:p>
-    <w:p>
-      <w:r>
-        <w:t>To reduce the likelihood of inaccurate simulation results, the system will incorporate input validation and structured testing.</w:t>
-      </w:r>
-    </w:p>
-    <w:p>
-      <w:r>
-        <w:t>Required production parameters will be checked for missing entries, invalid cycle times and inconsistent process assignments where applicable.</w:t>
-      </w:r>
-    </w:p>
-    <w:p>
-      <w:r>
-        <w:t>The simulation logic will be tested using simple, independently verifiable scenarios before more complex production workflows are introduced.</w:t>
-      </w:r>
-    </w:p>
-    <w:p>
-      <w:r>
-        <w:t xml:space="preserve">Where real production data is available, calculated results will be compared with existing cycle-time studies, standard work documentation or operational observations. </w:t>
-      </w:r>
-      <w:r>
-        <w:lastRenderedPageBreak/>
-        <w:t>Any discrepancies will be investigated and documented rather than assuming that the simulation output is correct.</w:t>
+        <w:t>Where real production data is available, calculated results will be compared with existing cycle-time studies, standard work documentation or operational observations. Any discrepancies will be investigated and documented rather than assuming that the simulation output is correct.</w:t>
       </w:r>
     </w:p>
     <w:p>
@@ -3401,7 +1912,7 @@
                     <pic:cNvPicPr/>
                   </pic:nvPicPr>
                   <pic:blipFill>
-                    <a:blip r:embed="rId5"/>
+                    <a:blip r:embed="rId7"/>
                     <a:stretch>
                       <a:fillRect/>
                     </a:stretch>
@@ -3444,7 +1955,7 @@
                     <pic:cNvPicPr/>
                   </pic:nvPicPr>
                   <pic:blipFill>
-                    <a:blip r:embed="rId6"/>
+                    <a:blip r:embed="rId5"/>
                     <a:stretch>
                       <a:fillRect/>
                     </a:stretch>
@@ -3484,7 +1995,7 @@
                     <pic:cNvPicPr/>
                   </pic:nvPicPr>
                   <pic:blipFill>
-                    <a:blip r:embed="rId7"/>
+                    <a:blip r:embed="rId8"/>
                     <a:stretch>
                       <a:fillRect/>
                     </a:stretch>
@@ -3525,7 +2036,7 @@
                     <pic:cNvPicPr/>
                   </pic:nvPicPr>
                   <pic:blipFill>
-                    <a:blip r:embed="rId8"/>
+                    <a:blip r:embed="rId9"/>
                     <a:stretch>
                       <a:fillRect/>
                     </a:stretch>
@@ -3565,7 +2076,7 @@
                     <pic:cNvPicPr/>
                   </pic:nvPicPr>
                   <pic:blipFill>
-                    <a:blip r:embed="rId9"/>
+                    <a:blip r:embed="rId10"/>
                     <a:stretch>
                       <a:fillRect/>
                     </a:stretch>
@@ -5347,6 +3858,7 @@
   <w:style w:type="character" w:default="1" w:styleId="DefaultParagraphFont">
     <w:name w:val="Default Paragraph Font"/>
     <w:uiPriority w:val="1"/>
+    <w:semiHidden/>
     <w:unhideWhenUsed/>
   </w:style>
   <w:style w:type="table" w:default="1" w:styleId="TableNormal">
